--- a/Tableau,RPA自動化教育訓練及推廣會議_會議記錄.docx
+++ b/Tableau,RPA自動化教育訓練及推廣會議_會議記錄.docx
@@ -29,7 +29,7 @@
           <w:sz w:val="32"/>
           <w:szCs w:val="30"/>
         </w:rPr>
-        <w:t>信用卡呆帳債權金額及其他信用卡</w:t>
+        <w:t>Tableau,</w:t>
       </w:r>
       <w:r>
         <w:rPr>
@@ -38,7 +38,7 @@
           <w:sz w:val="32"/>
           <w:szCs w:val="30"/>
         </w:rPr>
-        <w:t>」</w:t>
+        <w:t xml:space="preserve"> EMILY </w:t>
       </w:r>
       <w:r>
         <w:rPr>
@@ -47,7 +47,7 @@
           <w:sz w:val="32"/>
           <w:szCs w:val="30"/>
         </w:rPr>
-        <w:t>討論</w:t>
+        <w:t>RPA</w:t>
       </w:r>
       <w:r>
         <w:rPr>
@@ -56,6 +56,33 @@
           <w:sz w:val="32"/>
           <w:szCs w:val="30"/>
         </w:rPr>
+        <w:t>自動化教育訓練及推廣會議</w:t>
+      </w:r>
+      <w:r>
+        <w:rPr>
+          <w:rFonts w:ascii="Times New Roman" w:hint="eastAsia"/>
+          <w:b/>
+          <w:sz w:val="32"/>
+          <w:szCs w:val="30"/>
+        </w:rPr>
+        <w:t>」</w:t>
+      </w:r>
+      <w:r>
+        <w:rPr>
+          <w:rFonts w:ascii="Times New Roman" w:hint="eastAsia"/>
+          <w:b/>
+          <w:sz w:val="32"/>
+          <w:szCs w:val="30"/>
+        </w:rPr>
+        <w:t>討論</w:t>
+      </w:r>
+      <w:r>
+        <w:rPr>
+          <w:rFonts w:ascii="Times New Roman" w:hint="eastAsia"/>
+          <w:b/>
+          <w:sz w:val="32"/>
+          <w:szCs w:val="30"/>
+        </w:rPr>
         <w:t>會議</w:t>
       </w:r>
       <w:r>
@@ -187,7 +214,16 @@
           <w:sz w:val="26"/>
           <w:szCs w:val="26"/>
         </w:rPr>
-        <w:t>15</w:t>
+        <w:t>1</w:t>
+      </w:r>
+      <w:r>
+        <w:rPr>
+          <w:rFonts w:ascii="Times New Roman" w:hint="eastAsia"/>
+          <w:color w:val="000000"/>
+          <w:sz w:val="26"/>
+          <w:szCs w:val="26"/>
+        </w:rPr>
+        <w:t>6</w:t>
       </w:r>
       <w:r>
         <w:rPr>
@@ -324,8 +360,19 @@
           <w:sz w:val="26"/>
           <w:szCs w:val="26"/>
         </w:rPr>
-        <w:t>宋副總經理同強</w:t>
-      </w:r>
+        <w:t>宋副總</w:t>
+      </w:r>
+      <w:proofErr w:type="gramStart"/>
+      <w:r>
+        <w:rPr>
+          <w:rFonts w:ascii="Times New Roman" w:hint="eastAsia"/>
+          <w:color w:val="000000"/>
+          <w:sz w:val="26"/>
+          <w:szCs w:val="26"/>
+        </w:rPr>
+        <w:t>經理同強</w:t>
+      </w:r>
+      <w:proofErr w:type="gramEnd"/>
       <w:r>
         <w:rPr>
           <w:rFonts w:ascii="Times New Roman"/>
@@ -414,7 +461,7 @@
           <w:sz w:val="26"/>
           <w:szCs w:val="26"/>
         </w:rPr>
-        <w:t>林宜臻</w:t>
+        <w:t>陳逸恆</w:t>
       </w:r>
     </w:p>
     <w:p>
@@ -589,16 +636,24 @@
           <w:szCs w:val="26"/>
           <w:lang w:eastAsia="zh-HK"/>
         </w:rPr>
-        <w:t>配合聯徵中心</w:t>
+        <w:t>預期</w:t>
       </w:r>
       <w:r>
         <w:rPr>
           <w:rFonts w:ascii="Times New Roman" w:hint="eastAsia"/>
           <w:sz w:val="26"/>
           <w:szCs w:val="26"/>
+        </w:rPr>
+        <w:t>5</w:t>
+      </w:r>
+      <w:r>
+        <w:rPr>
+          <w:rFonts w:ascii="Times New Roman" w:hint="eastAsia"/>
+          <w:sz w:val="26"/>
+          <w:szCs w:val="26"/>
           <w:lang w:eastAsia="zh-HK"/>
         </w:rPr>
-        <w:t xml:space="preserve"> 115 </w:t>
+        <w:t>月底前</w:t>
       </w:r>
       <w:r>
         <w:rPr>
@@ -607,7 +662,7 @@
           <w:szCs w:val="26"/>
           <w:lang w:eastAsia="zh-HK"/>
         </w:rPr>
-        <w:t>年</w:t>
+        <w:t>將</w:t>
       </w:r>
       <w:r>
         <w:rPr>
@@ -616,7 +671,7 @@
           <w:szCs w:val="26"/>
           <w:lang w:eastAsia="zh-HK"/>
         </w:rPr>
-        <w:t xml:space="preserve"> 1 </w:t>
+        <w:t>於橋科訓練中心實施線上操作</w:t>
       </w:r>
       <w:r>
         <w:rPr>
@@ -625,25 +680,7 @@
           <w:szCs w:val="26"/>
           <w:lang w:eastAsia="zh-HK"/>
         </w:rPr>
-        <w:t>月</w:t>
-      </w:r>
-      <w:r>
-        <w:rPr>
-          <w:rFonts w:ascii="Times New Roman" w:hint="eastAsia"/>
-          <w:sz w:val="26"/>
-          <w:szCs w:val="26"/>
-          <w:lang w:eastAsia="zh-HK"/>
-        </w:rPr>
-        <w:t xml:space="preserve"> 21 </w:t>
-      </w:r>
-      <w:r>
-        <w:rPr>
-          <w:rFonts w:ascii="Times New Roman" w:hint="eastAsia"/>
-          <w:sz w:val="26"/>
-          <w:szCs w:val="26"/>
-          <w:lang w:eastAsia="zh-HK"/>
-        </w:rPr>
-        <w:t>日說明會要求，新增「信用卡呆帳對內債權」與「對外債權」金額兩項欄位。</w:t>
+        <w:t>。</w:t>
       </w:r>
     </w:p>
     <w:p>
@@ -663,15 +700,6 @@
           <w:lang w:eastAsia="zh-HK"/>
         </w:rPr>
       </w:pPr>
-      <w:r>
-        <w:rPr>
-          <w:rFonts w:ascii="Times New Roman" w:hint="eastAsia"/>
-          <w:sz w:val="26"/>
-          <w:szCs w:val="26"/>
-          <w:lang w:eastAsia="zh-HK"/>
-        </w:rPr>
-        <w:t>配合政策期程，預計於聯徵中心函報金管會核准備查兩年後正式上線。</w:t>
-      </w:r>
     </w:p>
     <w:p>
       <w:pPr>
@@ -684,7 +712,7 @@
         <w:spacing w:line="500" w:lineRule="atLeast"/>
         <w:jc w:val="both"/>
         <w:rPr>
-          <w:rFonts w:ascii="Times New Roman"/>
+          <w:rFonts w:ascii="Times New Roman" w:hint="eastAsia"/>
           <w:sz w:val="26"/>
           <w:szCs w:val="26"/>
           <w:lang w:eastAsia="zh-HK"/>
@@ -696,7 +724,7 @@
           <w:sz w:val="26"/>
           <w:szCs w:val="26"/>
         </w:rPr>
-        <w:t>報送資料產製與傳送</w:t>
+        <w:t>各單位提出之問題</w:t>
       </w:r>
       <w:r>
         <w:rPr>
@@ -704,187 +732,6 @@
           <w:sz w:val="26"/>
           <w:szCs w:val="26"/>
           <w:lang w:eastAsia="zh-HK"/>
-        </w:rPr>
-        <w:t>：</w:t>
-      </w:r>
-    </w:p>
-    <w:p>
-      <w:pPr>
-        <w:adjustRightInd w:val="0"/>
-        <w:snapToGrid w:val="0"/>
-        <w:spacing w:line="500" w:lineRule="atLeast"/>
-        <w:ind w:left="480"/>
-        <w:jc w:val="both"/>
-        <w:rPr>
-          <w:rFonts w:ascii="Times New Roman"/>
-          <w:sz w:val="26"/>
-          <w:szCs w:val="26"/>
-          <w:lang w:eastAsia="zh-HK"/>
-        </w:rPr>
-      </w:pPr>
-      <w:r>
-        <w:rPr>
-          <w:rFonts w:ascii="Times New Roman" w:hint="eastAsia"/>
-          <w:sz w:val="26"/>
-          <w:szCs w:val="26"/>
-          <w:lang w:eastAsia="zh-HK"/>
-        </w:rPr>
-        <w:t>擬以目前作業</w:t>
-      </w:r>
-      <w:r>
-        <w:rPr>
-          <w:rFonts w:ascii="Times New Roman" w:hint="eastAsia"/>
-          <w:sz w:val="26"/>
-          <w:szCs w:val="26"/>
-          <w:lang w:eastAsia="zh-HK"/>
-        </w:rPr>
-        <w:t>603</w:t>
-      </w:r>
-      <w:r>
-        <w:rPr>
-          <w:rFonts w:ascii="Times New Roman" w:hint="eastAsia"/>
-          <w:sz w:val="26"/>
-          <w:szCs w:val="26"/>
-        </w:rPr>
-        <w:t>(</w:t>
-      </w:r>
-      <w:r>
-        <w:rPr>
-          <w:rFonts w:ascii="Times New Roman" w:hint="eastAsia"/>
-          <w:sz w:val="26"/>
-          <w:szCs w:val="26"/>
-          <w:lang w:eastAsia="zh-HK"/>
-        </w:rPr>
-        <w:t>放款客戶授信明細查詢表</w:t>
-      </w:r>
-      <w:r>
-        <w:rPr>
-          <w:rFonts w:ascii="Times New Roman" w:hint="eastAsia"/>
-          <w:sz w:val="26"/>
-          <w:szCs w:val="26"/>
-        </w:rPr>
-        <w:t>)</w:t>
-      </w:r>
-      <w:r>
-        <w:rPr>
-          <w:rFonts w:ascii="Times New Roman" w:hint="eastAsia"/>
-          <w:sz w:val="26"/>
-          <w:szCs w:val="26"/>
-          <w:lang w:eastAsia="zh-HK"/>
-        </w:rPr>
-        <w:t>及</w:t>
-      </w:r>
-      <w:r>
-        <w:rPr>
-          <w:rFonts w:ascii="Times New Roman" w:hint="eastAsia"/>
-          <w:sz w:val="26"/>
-          <w:szCs w:val="26"/>
-          <w:lang w:eastAsia="zh-HK"/>
-        </w:rPr>
-        <w:t>605</w:t>
-      </w:r>
-      <w:r>
-        <w:rPr>
-          <w:rFonts w:ascii="Times New Roman" w:hint="eastAsia"/>
-          <w:sz w:val="26"/>
-          <w:szCs w:val="26"/>
-          <w:lang w:eastAsia="zh-HK"/>
-        </w:rPr>
-        <w:t>交易</w:t>
-      </w:r>
-      <w:r>
-        <w:rPr>
-          <w:rFonts w:ascii="Times New Roman" w:hint="eastAsia"/>
-          <w:sz w:val="26"/>
-          <w:szCs w:val="26"/>
-        </w:rPr>
-        <w:t>(</w:t>
-      </w:r>
-      <w:r>
-        <w:rPr>
-          <w:rFonts w:ascii="Times New Roman" w:hint="eastAsia"/>
-          <w:sz w:val="26"/>
-          <w:szCs w:val="26"/>
-          <w:lang w:eastAsia="zh-HK"/>
-        </w:rPr>
-        <w:t>單筆貸放內容查詢</w:t>
-      </w:r>
-      <w:r>
-        <w:rPr>
-          <w:rFonts w:ascii="Times New Roman" w:hint="eastAsia"/>
-          <w:sz w:val="26"/>
-          <w:szCs w:val="26"/>
-        </w:rPr>
-        <w:t>)</w:t>
-      </w:r>
-      <w:r>
-        <w:rPr>
-          <w:rFonts w:ascii="Times New Roman" w:hint="eastAsia"/>
-          <w:sz w:val="26"/>
-          <w:szCs w:val="26"/>
-          <w:lang w:eastAsia="zh-HK"/>
-        </w:rPr>
-        <w:t>相關欄位，依報送格式</w:t>
-      </w:r>
-      <w:r>
-        <w:rPr>
-          <w:rFonts w:ascii="Times New Roman" w:hint="eastAsia"/>
-          <w:sz w:val="26"/>
-          <w:szCs w:val="26"/>
-          <w:lang w:eastAsia="zh-HK"/>
-        </w:rPr>
-        <w:t>(KK4)</w:t>
-      </w:r>
-      <w:r>
-        <w:rPr>
-          <w:rFonts w:ascii="Times New Roman" w:hint="eastAsia"/>
-          <w:sz w:val="26"/>
-          <w:szCs w:val="26"/>
-          <w:lang w:eastAsia="zh-HK"/>
-        </w:rPr>
-        <w:t>計算產出下列數據，以</w:t>
-      </w:r>
-      <w:r>
-        <w:rPr>
-          <w:rFonts w:ascii="Times New Roman" w:hint="eastAsia"/>
-          <w:sz w:val="26"/>
-          <w:szCs w:val="26"/>
-          <w:lang w:eastAsia="zh-HK"/>
-        </w:rPr>
-        <w:t>FTP</w:t>
-      </w:r>
-      <w:r>
-        <w:rPr>
-          <w:rFonts w:ascii="Times New Roman" w:hint="eastAsia"/>
-          <w:sz w:val="26"/>
-          <w:szCs w:val="26"/>
-          <w:lang w:eastAsia="zh-HK"/>
-        </w:rPr>
-        <w:t>傳送至信用卡委外公司</w:t>
-      </w:r>
-      <w:r>
-        <w:rPr>
-          <w:rFonts w:ascii="Times New Roman" w:hint="eastAsia"/>
-          <w:sz w:val="26"/>
-          <w:szCs w:val="26"/>
-          <w:lang w:eastAsia="zh-HK"/>
-        </w:rPr>
-        <w:t>(DXC)</w:t>
-      </w:r>
-      <w:r>
-        <w:rPr>
-          <w:rFonts w:ascii="Times New Roman" w:hint="eastAsia"/>
-          <w:sz w:val="26"/>
-          <w:szCs w:val="26"/>
-          <w:lang w:eastAsia="zh-HK"/>
-        </w:rPr>
-        <w:t>，以利報送</w:t>
-      </w:r>
-      <w:r>
-        <w:rPr>
-          <w:rFonts w:ascii="Times New Roman" w:hint="eastAsia"/>
-          <w:sz w:val="26"/>
-          <w:szCs w:val="26"/>
         </w:rPr>
         <w:t>：</w:t>
       </w:r>
@@ -913,52 +760,7 @@
           <w:szCs w:val="26"/>
           <w:lang w:eastAsia="zh-HK"/>
         </w:rPr>
-        <w:t>轉催收款後之對外債權</w:t>
-      </w:r>
-      <w:r>
-        <w:rPr>
-          <w:rFonts w:ascii="Times New Roman" w:hint="eastAsia"/>
-          <w:sz w:val="26"/>
-          <w:szCs w:val="26"/>
-          <w:lang w:eastAsia="zh-HK"/>
-        </w:rPr>
-        <w:t>(</w:t>
-      </w:r>
-      <w:r>
-        <w:rPr>
-          <w:rFonts w:ascii="Times New Roman" w:hint="eastAsia"/>
-          <w:sz w:val="26"/>
-          <w:szCs w:val="26"/>
-          <w:lang w:eastAsia="zh-HK"/>
-        </w:rPr>
-        <w:t>第</w:t>
-      </w:r>
-      <w:r>
-        <w:rPr>
-          <w:rFonts w:ascii="Times New Roman" w:hint="eastAsia"/>
-          <w:sz w:val="26"/>
-          <w:szCs w:val="26"/>
-          <w:lang w:eastAsia="zh-HK"/>
-        </w:rPr>
-        <w:t>14</w:t>
-      </w:r>
-      <w:r>
-        <w:rPr>
-          <w:rFonts w:ascii="Times New Roman" w:hint="eastAsia"/>
-          <w:sz w:val="26"/>
-          <w:szCs w:val="26"/>
-          <w:lang w:eastAsia="zh-HK"/>
-        </w:rPr>
-        <w:t>欄位</w:t>
-      </w:r>
-      <w:r>
-        <w:rPr>
-          <w:rFonts w:ascii="Times New Roman" w:hint="eastAsia"/>
-          <w:sz w:val="26"/>
-          <w:szCs w:val="26"/>
-          <w:lang w:eastAsia="zh-HK"/>
-        </w:rPr>
-        <w:t>)</w:t>
+        <w:t>國外業務處：</w:t>
       </w:r>
     </w:p>
     <w:p>
@@ -985,52 +787,7 @@
           <w:szCs w:val="26"/>
           <w:lang w:eastAsia="zh-HK"/>
         </w:rPr>
-        <w:t>轉呆帳後之對內債權</w:t>
-      </w:r>
-      <w:r>
-        <w:rPr>
-          <w:rFonts w:ascii="Times New Roman" w:hint="eastAsia"/>
-          <w:sz w:val="26"/>
-          <w:szCs w:val="26"/>
-          <w:lang w:eastAsia="zh-HK"/>
-        </w:rPr>
-        <w:t>(</w:t>
-      </w:r>
-      <w:r>
-        <w:rPr>
-          <w:rFonts w:ascii="Times New Roman" w:hint="eastAsia"/>
-          <w:sz w:val="26"/>
-          <w:szCs w:val="26"/>
-          <w:lang w:eastAsia="zh-HK"/>
-        </w:rPr>
-        <w:t>第</w:t>
-      </w:r>
-      <w:r>
-        <w:rPr>
-          <w:rFonts w:ascii="Times New Roman" w:hint="eastAsia"/>
-          <w:sz w:val="26"/>
-          <w:szCs w:val="26"/>
-          <w:lang w:eastAsia="zh-HK"/>
-        </w:rPr>
-        <w:t>56</w:t>
-      </w:r>
-      <w:r>
-        <w:rPr>
-          <w:rFonts w:ascii="Times New Roman" w:hint="eastAsia"/>
-          <w:sz w:val="26"/>
-          <w:szCs w:val="26"/>
-          <w:lang w:eastAsia="zh-HK"/>
-        </w:rPr>
-        <w:t>欄位</w:t>
-      </w:r>
-      <w:r>
-        <w:rPr>
-          <w:rFonts w:ascii="Times New Roman" w:hint="eastAsia"/>
-          <w:sz w:val="26"/>
-          <w:szCs w:val="26"/>
-          <w:lang w:eastAsia="zh-HK"/>
-        </w:rPr>
-        <w:t>)</w:t>
+        <w:t>信託業務處：</w:t>
       </w:r>
     </w:p>
     <w:p>
@@ -1057,52 +814,111 @@
           <w:szCs w:val="26"/>
           <w:lang w:eastAsia="zh-HK"/>
         </w:rPr>
-        <w:t>轉呆帳後之對外債權</w:t>
-      </w:r>
+        <w:t>財富管理處：</w:t>
+      </w:r>
+    </w:p>
+    <w:p>
+      <w:pPr>
+        <w:numPr>
+          <w:ilvl w:val="1"/>
+          <w:numId w:val="37"/>
+        </w:numPr>
+        <w:adjustRightInd w:val="0"/>
+        <w:snapToGrid w:val="0"/>
+        <w:spacing w:line="500" w:lineRule="atLeast"/>
+        <w:jc w:val="both"/>
+        <w:rPr>
+          <w:rFonts w:ascii="Times New Roman"/>
+          <w:sz w:val="26"/>
+          <w:szCs w:val="26"/>
+          <w:lang w:eastAsia="zh-HK"/>
+        </w:rPr>
+      </w:pPr>
       <w:r>
         <w:rPr>
           <w:rFonts w:ascii="Times New Roman" w:hint="eastAsia"/>
           <w:sz w:val="26"/>
           <w:szCs w:val="26"/>
+        </w:rPr>
+        <w:t>風險管理處：</w:t>
+      </w:r>
+    </w:p>
+    <w:p>
+      <w:pPr>
+        <w:numPr>
+          <w:ilvl w:val="1"/>
+          <w:numId w:val="37"/>
+        </w:numPr>
+        <w:adjustRightInd w:val="0"/>
+        <w:snapToGrid w:val="0"/>
+        <w:spacing w:line="500" w:lineRule="atLeast"/>
+        <w:jc w:val="both"/>
+        <w:rPr>
+          <w:rFonts w:ascii="Times New Roman"/>
+          <w:sz w:val="26"/>
+          <w:szCs w:val="26"/>
           <w:lang w:eastAsia="zh-HK"/>
         </w:rPr>
-        <w:t>(</w:t>
-      </w:r>
+      </w:pPr>
       <w:r>
         <w:rPr>
           <w:rFonts w:ascii="Times New Roman" w:hint="eastAsia"/>
           <w:sz w:val="26"/>
           <w:szCs w:val="26"/>
+        </w:rPr>
+        <w:t>董事會稽核處：</w:t>
+      </w:r>
+    </w:p>
+    <w:p>
+      <w:pPr>
+        <w:numPr>
+          <w:ilvl w:val="1"/>
+          <w:numId w:val="37"/>
+        </w:numPr>
+        <w:adjustRightInd w:val="0"/>
+        <w:snapToGrid w:val="0"/>
+        <w:spacing w:line="500" w:lineRule="atLeast"/>
+        <w:jc w:val="both"/>
+        <w:rPr>
+          <w:rFonts w:ascii="Times New Roman"/>
+          <w:sz w:val="26"/>
+          <w:szCs w:val="26"/>
           <w:lang w:eastAsia="zh-HK"/>
         </w:rPr>
-        <w:t>第</w:t>
-      </w:r>
+      </w:pPr>
       <w:r>
         <w:rPr>
           <w:rFonts w:ascii="Times New Roman" w:hint="eastAsia"/>
           <w:sz w:val="26"/>
           <w:szCs w:val="26"/>
+        </w:rPr>
+        <w:t>營運管理處：</w:t>
+      </w:r>
+    </w:p>
+    <w:p>
+      <w:pPr>
+        <w:numPr>
+          <w:ilvl w:val="1"/>
+          <w:numId w:val="37"/>
+        </w:numPr>
+        <w:adjustRightInd w:val="0"/>
+        <w:snapToGrid w:val="0"/>
+        <w:spacing w:line="500" w:lineRule="atLeast"/>
+        <w:jc w:val="both"/>
+        <w:rPr>
+          <w:rFonts w:ascii="Times New Roman"/>
+          <w:sz w:val="26"/>
+          <w:szCs w:val="26"/>
           <w:lang w:eastAsia="zh-HK"/>
         </w:rPr>
-        <w:t>57</w:t>
-      </w:r>
+      </w:pPr>
       <w:r>
         <w:rPr>
           <w:rFonts w:ascii="Times New Roman" w:hint="eastAsia"/>
           <w:sz w:val="26"/>
           <w:szCs w:val="26"/>
-          <w:lang w:eastAsia="zh-HK"/>
-        </w:rPr>
-        <w:t>欄位</w:t>
-      </w:r>
-      <w:r>
-        <w:rPr>
-          <w:rFonts w:ascii="Times New Roman" w:hint="eastAsia"/>
-          <w:sz w:val="26"/>
-          <w:szCs w:val="26"/>
-          <w:lang w:eastAsia="zh-HK"/>
-        </w:rPr>
-        <w:t>)</w:t>
+        </w:rPr>
+        <w:t>人力資源處：</w:t>
       </w:r>
     </w:p>
     <w:p>
@@ -1173,7 +989,24 @@
           <w:szCs w:val="26"/>
           <w:lang w:eastAsia="zh-HK"/>
         </w:rPr>
-        <w:t>未來每年度舉辦教育訓練</w:t>
+        <w:t>未來每年度</w:t>
+      </w:r>
+      <w:r>
+        <w:rPr>
+          <w:rFonts w:ascii="Times New Roman" w:hint="eastAsia"/>
+          <w:sz w:val="26"/>
+          <w:szCs w:val="26"/>
+        </w:rPr>
+        <w:t>定時</w:t>
+      </w:r>
+      <w:r>
+        <w:rPr>
+          <w:rFonts w:ascii="Times New Roman" w:hint="eastAsia"/>
+          <w:sz w:val="26"/>
+          <w:szCs w:val="26"/>
+          <w:lang w:eastAsia="zh-HK"/>
+        </w:rPr>
+        <w:t>舉辦教育訓練</w:t>
       </w:r>
       <w:r>
         <w:rPr>
@@ -1250,6 +1083,14 @@
           <w:rFonts w:ascii="Times New Roman" w:hint="eastAsia"/>
           <w:sz w:val="26"/>
           <w:szCs w:val="26"/>
+        </w:rPr>
+        <w:t>，</w:t>
+      </w:r>
+      <w:r>
+        <w:rPr>
+          <w:rFonts w:ascii="Times New Roman" w:hint="eastAsia"/>
+          <w:sz w:val="26"/>
+          <w:szCs w:val="26"/>
           <w:lang w:eastAsia="zh-HK"/>
         </w:rPr>
         <w:t>。</w:t>
@@ -1281,16 +1122,42 @@
           <w:szCs w:val="26"/>
           <w:lang w:eastAsia="zh-HK"/>
         </w:rPr>
-        <w:t>數位金融處將配合上述業務需求，協助</w:t>
+        <w:t>預計</w:t>
       </w:r>
       <w:r>
         <w:rPr>
           <w:rFonts w:ascii="Times New Roman" w:hint="eastAsia"/>
           <w:sz w:val="26"/>
           <w:szCs w:val="26"/>
+        </w:rPr>
+        <w:t>7</w:t>
+      </w:r>
+      <w:r>
+        <w:rPr>
+          <w:rFonts w:ascii="Times New Roman" w:hint="eastAsia"/>
+          <w:sz w:val="26"/>
+          <w:szCs w:val="26"/>
           <w:lang w:eastAsia="zh-HK"/>
         </w:rPr>
-        <w:t>後續相關事宜。</w:t>
+        <w:t>月開始</w:t>
+      </w:r>
+      <w:r>
+        <w:rPr>
+          <w:rFonts w:ascii="Times New Roman" w:hint="eastAsia"/>
+          <w:sz w:val="26"/>
+          <w:szCs w:val="26"/>
+          <w:lang w:eastAsia="zh-HK"/>
+        </w:rPr>
+        <w:t>營業單位針對資料需求問題由各業管單位協助處理，取代原需求單流程</w:t>
+      </w:r>
+      <w:r>
+        <w:rPr>
+          <w:rFonts w:ascii="Times New Roman" w:hint="eastAsia"/>
+          <w:sz w:val="26"/>
+          <w:szCs w:val="26"/>
+          <w:lang w:eastAsia="zh-HK"/>
+        </w:rPr>
+        <w:t>。</w:t>
       </w:r>
     </w:p>
     <w:p>
@@ -1638,7 +1505,7 @@
         <v:path o:extrusionok="f" gradientshapeok="t" o:connecttype="rect"/>
         <o:lock v:ext="edit" aspectratio="t"/>
       </v:shapetype>
-      <v:shape id="_x0000_i1029" type="#_x0000_t75" style="width:11.25pt;height:11.25pt" o:bullet="t">
+      <v:shape id="_x0000_i1036" type="#_x0000_t75" style="width:11.25pt;height:11.25pt" o:bullet="t">
         <v:imagedata r:id="rId1" o:title="clip_image001"/>
       </v:shape>
     </w:pict>

--- a/Tableau,RPA自動化教育訓練及推廣會議_會議記錄.docx
+++ b/Tableau,RPA自動化教育訓練及推廣會議_會議記錄.docx
@@ -1,6 +1,6 @@
 
 <file path=word/document.xml><?xml version="1.0" encoding="utf-8"?>
-<w:document xmlns:wpc="http://schemas.microsoft.com/office/word/2010/wordprocessingCanvas" xmlns:cx="http://schemas.microsoft.com/office/drawing/2014/chartex" xmlns:cx1="http://schemas.microsoft.com/office/drawing/2015/9/8/chartex" xmlns:cx2="http://schemas.microsoft.com/office/drawing/2015/10/21/chartex" xmlns:cx3="http://schemas.microsoft.com/office/drawing/2016/5/9/chartex" xmlns:cx4="http://schemas.microsoft.com/office/drawing/2016/5/10/chartex" xmlns:cx5="http://schemas.microsoft.com/office/drawing/2016/5/11/chartex" xmlns:cx6="http://schemas.microsoft.com/office/drawing/2016/5/12/chartex" xmlns:cx7="http://schemas.microsoft.com/office/drawing/2016/5/13/chartex" xmlns:cx8="http://schemas.microsoft.com/office/drawing/2016/5/14/chartex" xmlns:mc="http://schemas.openxmlformats.org/markup-compatibility/2006" xmlns:aink="http://schemas.microsoft.com/office/drawing/2016/ink" xmlns:am3d="http://schemas.microsoft.com/office/drawing/2017/model3d" xmlns:o="urn:schemas-microsoft-com:office:office" xmlns:oel="http://schemas.microsoft.com/office/2019/extlst" xmlns:r="http://schemas.openxmlformats.org/officeDocument/2006/relationships" xmlns:m="http://schemas.openxmlformats.org/officeDocument/2006/math" xmlns:v="urn:schemas-microsoft-com:vml" xmlns:wp14="http://schemas.microsoft.com/office/word/2010/wordprocessingDrawing" xmlns:wp="http://schemas.openxmlformats.org/drawingml/2006/wordprocessingDrawing" xmlns:w10="urn:schemas-microsoft-com:office:word" xmlns:w="http://schemas.openxmlformats.org/wordprocessingml/2006/main" xmlns:w14="http://schemas.microsoft.com/office/word/2010/wordml" xmlns:w15="http://schemas.microsoft.com/office/word/2012/wordml" xmlns:w16cex="http://schemas.microsoft.com/office/word/2018/wordml/cex" xmlns:w16cid="http://schemas.microsoft.com/office/word/2016/wordml/cid" xmlns:w16="http://schemas.microsoft.com/office/word/2018/wordml" xmlns:w16sdtdh="http://schemas.microsoft.com/office/word/2020/wordml/sdtdatahash" xmlns:w16se="http://schemas.microsoft.com/office/word/2015/wordml/symex" xmlns:wpg="http://schemas.microsoft.com/office/word/2010/wordprocessingGroup" xmlns:wpi="http://schemas.microsoft.com/office/word/2010/wordprocessingInk" xmlns:wne="http://schemas.microsoft.com/office/word/2006/wordml" xmlns:wps="http://schemas.microsoft.com/office/word/2010/wordprocessingShape" mc:Ignorable="w14 w15 w16se w16cid w16 w16cex w16sdtdh wp14">
+<w:document xmlns:wpc="http://schemas.microsoft.com/office/word/2010/wordprocessingCanvas" xmlns:cx="http://schemas.microsoft.com/office/drawing/2014/chartex" xmlns:cx1="http://schemas.microsoft.com/office/drawing/2015/9/8/chartex" xmlns:cx2="http://schemas.microsoft.com/office/drawing/2015/10/21/chartex" xmlns:cx3="http://schemas.microsoft.com/office/drawing/2016/5/9/chartex" xmlns:cx4="http://schemas.microsoft.com/office/drawing/2016/5/10/chartex" xmlns:cx5="http://schemas.microsoft.com/office/drawing/2016/5/11/chartex" xmlns:cx6="http://schemas.microsoft.com/office/drawing/2016/5/12/chartex" xmlns:cx7="http://schemas.microsoft.com/office/drawing/2016/5/13/chartex" xmlns:cx8="http://schemas.microsoft.com/office/drawing/2016/5/14/chartex" xmlns:mc="http://schemas.openxmlformats.org/markup-compatibility/2006" xmlns:aink="http://schemas.microsoft.com/office/drawing/2016/ink" xmlns:am3d="http://schemas.microsoft.com/office/drawing/2017/model3d" xmlns:o="urn:schemas-microsoft-com:office:office" xmlns:oel="http://schemas.microsoft.com/office/2019/extlst" xmlns:r="http://schemas.openxmlformats.org/officeDocument/2006/relationships" xmlns:m="http://schemas.openxmlformats.org/officeDocument/2006/math" xmlns:v="urn:schemas-microsoft-com:vml" xmlns:wp14="http://schemas.microsoft.com/office/word/2010/wordprocessingDrawing" xmlns:wp="http://schemas.openxmlformats.org/drawingml/2006/wordprocessingDrawing" xmlns:w10="urn:schemas-microsoft-com:office:word" xmlns:w="http://schemas.openxmlformats.org/wordprocessingml/2006/main" xmlns:w14="http://schemas.microsoft.com/office/word/2010/wordml" xmlns:w15="http://schemas.microsoft.com/office/word/2012/wordml" xmlns:w16cex="http://schemas.microsoft.com/office/word/2018/wordml/cex" xmlns:w16cid="http://schemas.microsoft.com/office/word/2016/wordml/cid" xmlns:w16="http://schemas.microsoft.com/office/word/2018/wordml" xmlns:w16du="http://schemas.microsoft.com/office/word/2023/wordml/word16du" xmlns:w16sdtdh="http://schemas.microsoft.com/office/word/2020/wordml/sdtdatahash" xmlns:w16sdtfl="http://schemas.microsoft.com/office/word/2024/wordml/sdtformatlock" xmlns:w16se="http://schemas.microsoft.com/office/word/2015/wordml/symex" xmlns:wpg="http://schemas.microsoft.com/office/word/2010/wordprocessingGroup" xmlns:wpi="http://schemas.microsoft.com/office/word/2010/wordprocessingInk" xmlns:wne="http://schemas.microsoft.com/office/word/2006/wordml" xmlns:wps="http://schemas.microsoft.com/office/word/2010/wordprocessingShape" mc:Ignorable="w14 w15 w16se w16cid w16 w16cex w16sdtdh w16sdtfl w16du wp14">
   <w:body>
     <w:p>
       <w:pPr>
@@ -360,19 +360,8 @@
           <w:sz w:val="26"/>
           <w:szCs w:val="26"/>
         </w:rPr>
-        <w:t>宋副總</w:t>
-      </w:r>
-      <w:proofErr w:type="gramStart"/>
-      <w:r>
-        <w:rPr>
-          <w:rFonts w:ascii="Times New Roman" w:hint="eastAsia"/>
-          <w:color w:val="000000"/>
-          <w:sz w:val="26"/>
-          <w:szCs w:val="26"/>
-        </w:rPr>
-        <w:t>經理同強</w:t>
-      </w:r>
-      <w:proofErr w:type="gramEnd"/>
+        <w:t>宋副總經理同強</w:t>
+      </w:r>
       <w:r>
         <w:rPr>
           <w:rFonts w:ascii="Times New Roman"/>
@@ -712,19 +701,128 @@
         <w:spacing w:line="500" w:lineRule="atLeast"/>
         <w:jc w:val="both"/>
         <w:rPr>
+          <w:rFonts w:ascii="Times New Roman"/>
+          <w:sz w:val="26"/>
+          <w:szCs w:val="26"/>
+        </w:rPr>
+      </w:pPr>
+      <w:r>
+        <w:rPr>
           <w:rFonts w:ascii="Times New Roman" w:hint="eastAsia"/>
           <w:sz w:val="26"/>
           <w:szCs w:val="26"/>
+        </w:rPr>
+        <w:t>宋副總指示</w:t>
+      </w:r>
+      <w:r>
+        <w:rPr>
+          <w:rFonts w:ascii="Times New Roman" w:hint="eastAsia"/>
+          <w:sz w:val="26"/>
+          <w:szCs w:val="26"/>
           <w:lang w:eastAsia="zh-HK"/>
         </w:rPr>
-      </w:pPr>
+        <w:t>：</w:t>
+      </w:r>
+    </w:p>
+    <w:p>
+      <w:pPr>
+        <w:adjustRightInd w:val="0"/>
+        <w:snapToGrid w:val="0"/>
+        <w:spacing w:line="500" w:lineRule="atLeast"/>
+        <w:ind w:left="480"/>
+        <w:jc w:val="both"/>
+        <w:rPr>
+          <w:rFonts w:ascii="Times New Roman"/>
+          <w:sz w:val="26"/>
+          <w:szCs w:val="26"/>
+        </w:rPr>
+      </w:pPr>
+      <w:r>
+        <w:rPr>
+          <w:rFonts w:ascii="Times New Roman"/>
+          <w:sz w:val="26"/>
+          <w:szCs w:val="26"/>
+        </w:rPr>
+        <w:t>(</w:t>
+      </w:r>
       <w:r>
         <w:rPr>
           <w:rFonts w:ascii="Times New Roman" w:hint="eastAsia"/>
           <w:sz w:val="26"/>
           <w:szCs w:val="26"/>
         </w:rPr>
-        <w:t>各單位提出之問題</w:t>
+        <w:t>一</w:t>
+      </w:r>
+      <w:r>
+        <w:rPr>
+          <w:rFonts w:ascii="Times New Roman"/>
+          <w:sz w:val="26"/>
+          <w:szCs w:val="26"/>
+        </w:rPr>
+        <w:t>)</w:t>
+      </w:r>
+      <w:r>
+        <w:rPr>
+          <w:rFonts w:ascii="Times New Roman" w:hint="eastAsia"/>
+          <w:sz w:val="26"/>
+          <w:szCs w:val="26"/>
+          <w:lang w:eastAsia="zh-HK"/>
+        </w:rPr>
+        <w:t xml:space="preserve"> </w:t>
+      </w:r>
+      <w:r>
+        <w:rPr>
+          <w:rFonts w:ascii="Times New Roman" w:hint="eastAsia"/>
+          <w:sz w:val="26"/>
+          <w:szCs w:val="26"/>
+          <w:lang w:eastAsia="zh-HK"/>
+        </w:rPr>
+        <w:t>後續請數金處規劃各時間點</w:t>
+      </w:r>
+      <w:r>
+        <w:rPr>
+          <w:rFonts w:ascii="Times New Roman" w:hint="eastAsia"/>
+          <w:sz w:val="26"/>
+          <w:szCs w:val="26"/>
+          <w:lang w:eastAsia="zh-HK"/>
+        </w:rPr>
+        <w:t>，</w:t>
+      </w:r>
+      <w:r>
+        <w:rPr>
+          <w:rFonts w:ascii="Times New Roman" w:hint="eastAsia"/>
+          <w:sz w:val="26"/>
+          <w:szCs w:val="26"/>
+          <w:lang w:eastAsia="zh-HK"/>
+        </w:rPr>
+        <w:t>並訪談營業單位需求，並把它自動化</w:t>
+      </w:r>
+    </w:p>
+    <w:p>
+      <w:pPr>
+        <w:numPr>
+          <w:ilvl w:val="0"/>
+          <w:numId w:val="37"/>
+        </w:numPr>
+        <w:adjustRightInd w:val="0"/>
+        <w:snapToGrid w:val="0"/>
+        <w:spacing w:line="500" w:lineRule="atLeast"/>
+        <w:jc w:val="both"/>
+        <w:rPr>
+          <w:rFonts w:ascii="Times New Roman"/>
+          <w:sz w:val="26"/>
+          <w:szCs w:val="26"/>
+          <w:lang w:eastAsia="zh-HK"/>
+        </w:rPr>
+      </w:pPr>
+      <w:r>
+        <w:rPr>
+          <w:rFonts w:ascii="Times New Roman" w:hint="eastAsia"/>
+          <w:sz w:val="26"/>
+          <w:szCs w:val="26"/>
+          <w:lang w:eastAsia="zh-HK"/>
+        </w:rPr>
+        <w:t>後續辦理方向</w:t>
       </w:r>
       <w:r>
         <w:rPr>
@@ -758,9 +856,43 @@
           <w:rFonts w:ascii="Times New Roman" w:hint="eastAsia"/>
           <w:sz w:val="26"/>
           <w:szCs w:val="26"/>
+        </w:rPr>
+        <w:t>Tableau, EMILY RPA</w:t>
+      </w:r>
+      <w:r>
+        <w:rPr>
+          <w:rFonts w:ascii="Times New Roman" w:hint="eastAsia"/>
+          <w:sz w:val="26"/>
+          <w:szCs w:val="26"/>
           <w:lang w:eastAsia="zh-HK"/>
         </w:rPr>
-        <w:t>國外業務處：</w:t>
+        <w:t>未來每年度</w:t>
+      </w:r>
+      <w:r>
+        <w:rPr>
+          <w:rFonts w:ascii="Times New Roman" w:hint="eastAsia"/>
+          <w:sz w:val="26"/>
+          <w:szCs w:val="26"/>
+        </w:rPr>
+        <w:t>定時</w:t>
+      </w:r>
+      <w:r>
+        <w:rPr>
+          <w:rFonts w:ascii="Times New Roman" w:hint="eastAsia"/>
+          <w:sz w:val="26"/>
+          <w:szCs w:val="26"/>
+          <w:lang w:eastAsia="zh-HK"/>
+        </w:rPr>
+        <w:t>舉辦教育訓練</w:t>
+      </w:r>
+      <w:r>
+        <w:rPr>
+          <w:rFonts w:ascii="Times New Roman" w:hint="eastAsia"/>
+          <w:sz w:val="26"/>
+          <w:szCs w:val="26"/>
+          <w:lang w:eastAsia="zh-HK"/>
+        </w:rPr>
+        <w:t>。</w:t>
       </w:r>
     </w:p>
     <w:p>
@@ -787,9 +919,44 @@
           <w:szCs w:val="26"/>
           <w:lang w:eastAsia="zh-HK"/>
         </w:rPr>
-        <w:t>信託業務處：</w:t>
+        <w:t>於</w:t>
+      </w:r>
+      <w:r>
+        <w:rPr>
+          <w:rFonts w:ascii="Times New Roman" w:hint="eastAsia"/>
+          <w:sz w:val="26"/>
+          <w:szCs w:val="26"/>
+        </w:rPr>
+        <w:t>6/16</w:t>
+      </w:r>
+      <w:r>
+        <w:rPr>
+          <w:rFonts w:ascii="Times New Roman" w:hint="eastAsia"/>
+          <w:sz w:val="26"/>
+          <w:szCs w:val="26"/>
+          <w:lang w:eastAsia="zh-HK"/>
+        </w:rPr>
+        <w:t>業務應用會議提出相關訓練</w:t>
+      </w:r>
+      <w:r>
+        <w:rPr>
+          <w:rFonts w:ascii="Times New Roman" w:hint="eastAsia"/>
+          <w:sz w:val="26"/>
+          <w:szCs w:val="26"/>
+        </w:rPr>
+        <w:t>QA</w:t>
+      </w:r>
+      <w:r>
+        <w:rPr>
+          <w:rFonts w:ascii="Times New Roman" w:hint="eastAsia"/>
+          <w:sz w:val="26"/>
+          <w:szCs w:val="26"/>
+          <w:lang w:eastAsia="zh-HK"/>
+        </w:rPr>
+        <w:t>。</w:t>
       </w:r>
     </w:p>
+    <w:bookmarkEnd w:id="0"/>
     <w:p>
       <w:pPr>
         <w:numPr>
@@ -802,8 +969,9 @@
         <w:jc w:val="both"/>
         <w:rPr>
           <w:rFonts w:ascii="Times New Roman"/>
-          <w:sz w:val="26"/>
-          <w:szCs w:val="26"/>
+          <w:color w:val="000000"/>
+          <w:sz w:val="28"/>
+          <w:szCs w:val="28"/>
           <w:lang w:eastAsia="zh-HK"/>
         </w:rPr>
       </w:pPr>
@@ -814,298 +982,63 @@
           <w:szCs w:val="26"/>
           <w:lang w:eastAsia="zh-HK"/>
         </w:rPr>
-        <w:t>財富管理處：</w:t>
+        <w:t>預計</w:t>
+      </w:r>
+      <w:r>
+        <w:rPr>
+          <w:rFonts w:ascii="Times New Roman" w:hint="eastAsia"/>
+          <w:sz w:val="26"/>
+          <w:szCs w:val="26"/>
+        </w:rPr>
+        <w:t>7</w:t>
+      </w:r>
+      <w:r>
+        <w:rPr>
+          <w:rFonts w:ascii="Times New Roman" w:hint="eastAsia"/>
+          <w:sz w:val="26"/>
+          <w:szCs w:val="26"/>
+          <w:lang w:eastAsia="zh-HK"/>
+        </w:rPr>
+        <w:t>月開始</w:t>
+      </w:r>
+      <w:r>
+        <w:rPr>
+          <w:rFonts w:ascii="Times New Roman" w:hint="eastAsia"/>
+          <w:sz w:val="26"/>
+          <w:szCs w:val="26"/>
+          <w:lang w:eastAsia="zh-HK"/>
+        </w:rPr>
+        <w:t>營業單位針對資料需求問題由各業管單位協助處理，取代原需求單流程</w:t>
+      </w:r>
+      <w:r>
+        <w:rPr>
+          <w:rFonts w:ascii="Times New Roman" w:hint="eastAsia"/>
+          <w:sz w:val="26"/>
+          <w:szCs w:val="26"/>
+          <w:lang w:eastAsia="zh-HK"/>
+        </w:rPr>
+        <w:t>。</w:t>
       </w:r>
     </w:p>
     <w:p>
       <w:pPr>
-        <w:numPr>
-          <w:ilvl w:val="1"/>
-          <w:numId w:val="37"/>
-        </w:numPr>
         <w:adjustRightInd w:val="0"/>
         <w:snapToGrid w:val="0"/>
         <w:spacing w:line="500" w:lineRule="atLeast"/>
         <w:jc w:val="both"/>
         <w:rPr>
           <w:rFonts w:ascii="Times New Roman"/>
-          <w:sz w:val="26"/>
-          <w:szCs w:val="26"/>
-          <w:lang w:eastAsia="zh-HK"/>
-        </w:rPr>
-      </w:pPr>
-      <w:r>
-        <w:rPr>
-          <w:rFonts w:ascii="Times New Roman" w:hint="eastAsia"/>
-          <w:sz w:val="26"/>
-          <w:szCs w:val="26"/>
-        </w:rPr>
-        <w:t>風險管理處：</w:t>
-      </w:r>
+          <w:sz w:val="28"/>
+          <w:szCs w:val="28"/>
+        </w:rPr>
+      </w:pPr>
     </w:p>
     <w:p>
       <w:pPr>
-        <w:numPr>
-          <w:ilvl w:val="1"/>
-          <w:numId w:val="37"/>
-        </w:numPr>
         <w:adjustRightInd w:val="0"/>
         <w:snapToGrid w:val="0"/>
         <w:spacing w:line="500" w:lineRule="atLeast"/>
-        <w:jc w:val="both"/>
-        <w:rPr>
-          <w:rFonts w:ascii="Times New Roman"/>
-          <w:sz w:val="26"/>
-          <w:szCs w:val="26"/>
-          <w:lang w:eastAsia="zh-HK"/>
-        </w:rPr>
-      </w:pPr>
-      <w:r>
-        <w:rPr>
-          <w:rFonts w:ascii="Times New Roman" w:hint="eastAsia"/>
-          <w:sz w:val="26"/>
-          <w:szCs w:val="26"/>
-        </w:rPr>
-        <w:t>董事會稽核處：</w:t>
-      </w:r>
-    </w:p>
-    <w:p>
-      <w:pPr>
-        <w:numPr>
-          <w:ilvl w:val="1"/>
-          <w:numId w:val="37"/>
-        </w:numPr>
-        <w:adjustRightInd w:val="0"/>
-        <w:snapToGrid w:val="0"/>
-        <w:spacing w:line="500" w:lineRule="atLeast"/>
-        <w:jc w:val="both"/>
-        <w:rPr>
-          <w:rFonts w:ascii="Times New Roman"/>
-          <w:sz w:val="26"/>
-          <w:szCs w:val="26"/>
-          <w:lang w:eastAsia="zh-HK"/>
-        </w:rPr>
-      </w:pPr>
-      <w:r>
-        <w:rPr>
-          <w:rFonts w:ascii="Times New Roman" w:hint="eastAsia"/>
-          <w:sz w:val="26"/>
-          <w:szCs w:val="26"/>
-        </w:rPr>
-        <w:t>營運管理處：</w:t>
-      </w:r>
-    </w:p>
-    <w:p>
-      <w:pPr>
-        <w:numPr>
-          <w:ilvl w:val="1"/>
-          <w:numId w:val="37"/>
-        </w:numPr>
-        <w:adjustRightInd w:val="0"/>
-        <w:snapToGrid w:val="0"/>
-        <w:spacing w:line="500" w:lineRule="atLeast"/>
-        <w:jc w:val="both"/>
-        <w:rPr>
-          <w:rFonts w:ascii="Times New Roman"/>
-          <w:sz w:val="26"/>
-          <w:szCs w:val="26"/>
-          <w:lang w:eastAsia="zh-HK"/>
-        </w:rPr>
-      </w:pPr>
-      <w:r>
-        <w:rPr>
-          <w:rFonts w:ascii="Times New Roman" w:hint="eastAsia"/>
-          <w:sz w:val="26"/>
-          <w:szCs w:val="26"/>
-        </w:rPr>
-        <w:t>人力資源處：</w:t>
-      </w:r>
-    </w:p>
-    <w:p>
-      <w:pPr>
-        <w:numPr>
-          <w:ilvl w:val="0"/>
-          <w:numId w:val="37"/>
-        </w:numPr>
-        <w:adjustRightInd w:val="0"/>
-        <w:snapToGrid w:val="0"/>
-        <w:spacing w:line="500" w:lineRule="atLeast"/>
-        <w:jc w:val="both"/>
-        <w:rPr>
-          <w:rFonts w:ascii="Times New Roman"/>
-          <w:sz w:val="26"/>
-          <w:szCs w:val="26"/>
-          <w:lang w:eastAsia="zh-HK"/>
-        </w:rPr>
-      </w:pPr>
-      <w:r>
-        <w:rPr>
-          <w:rFonts w:ascii="Times New Roman" w:hint="eastAsia"/>
-          <w:sz w:val="26"/>
-          <w:szCs w:val="26"/>
-          <w:lang w:eastAsia="zh-HK"/>
-        </w:rPr>
-        <w:t>後續辦理方向</w:t>
-      </w:r>
-      <w:r>
-        <w:rPr>
-          <w:rFonts w:ascii="Times New Roman" w:hint="eastAsia"/>
-          <w:sz w:val="26"/>
-          <w:szCs w:val="26"/>
-          <w:lang w:eastAsia="zh-HK"/>
-        </w:rPr>
-        <w:t>：</w:t>
-      </w:r>
-    </w:p>
-    <w:p>
-      <w:pPr>
-        <w:numPr>
-          <w:ilvl w:val="1"/>
-          <w:numId w:val="37"/>
-        </w:numPr>
-        <w:adjustRightInd w:val="0"/>
-        <w:snapToGrid w:val="0"/>
-        <w:spacing w:line="500" w:lineRule="atLeast"/>
-        <w:jc w:val="both"/>
-        <w:rPr>
-          <w:rFonts w:ascii="Times New Roman"/>
-          <w:sz w:val="26"/>
-          <w:szCs w:val="26"/>
-          <w:lang w:eastAsia="zh-HK"/>
-        </w:rPr>
-      </w:pPr>
-      <w:r>
-        <w:rPr>
-          <w:rFonts w:ascii="Times New Roman" w:hint="eastAsia"/>
-          <w:sz w:val="26"/>
-          <w:szCs w:val="26"/>
-        </w:rPr>
-        <w:t>Tableau, EMILY RPA</w:t>
-      </w:r>
-      <w:r>
-        <w:rPr>
-          <w:rFonts w:ascii="Times New Roman" w:hint="eastAsia"/>
-          <w:sz w:val="26"/>
-          <w:szCs w:val="26"/>
-          <w:lang w:eastAsia="zh-HK"/>
-        </w:rPr>
-        <w:t>未來每年度</w:t>
-      </w:r>
-      <w:r>
-        <w:rPr>
-          <w:rFonts w:ascii="Times New Roman" w:hint="eastAsia"/>
-          <w:sz w:val="26"/>
-          <w:szCs w:val="26"/>
-        </w:rPr>
-        <w:t>定時</w:t>
-      </w:r>
-      <w:r>
-        <w:rPr>
-          <w:rFonts w:ascii="Times New Roman" w:hint="eastAsia"/>
-          <w:sz w:val="26"/>
-          <w:szCs w:val="26"/>
-          <w:lang w:eastAsia="zh-HK"/>
-        </w:rPr>
-        <w:t>舉辦教育訓練</w:t>
-      </w:r>
-      <w:r>
-        <w:rPr>
-          <w:rFonts w:ascii="Times New Roman" w:hint="eastAsia"/>
-          <w:sz w:val="26"/>
-          <w:szCs w:val="26"/>
-          <w:lang w:eastAsia="zh-HK"/>
-        </w:rPr>
-        <w:t>。</w:t>
-      </w:r>
-    </w:p>
-    <w:p>
-      <w:pPr>
-        <w:numPr>
-          <w:ilvl w:val="1"/>
-          <w:numId w:val="37"/>
-        </w:numPr>
-        <w:adjustRightInd w:val="0"/>
-        <w:snapToGrid w:val="0"/>
-        <w:spacing w:line="500" w:lineRule="atLeast"/>
-        <w:jc w:val="both"/>
-        <w:rPr>
-          <w:rFonts w:ascii="Times New Roman"/>
-          <w:sz w:val="26"/>
-          <w:szCs w:val="26"/>
-          <w:lang w:eastAsia="zh-HK"/>
-        </w:rPr>
-      </w:pPr>
-      <w:r>
-        <w:rPr>
-          <w:rFonts w:ascii="Times New Roman" w:hint="eastAsia"/>
-          <w:sz w:val="26"/>
-          <w:szCs w:val="26"/>
-          <w:lang w:eastAsia="zh-HK"/>
-        </w:rPr>
-        <w:t>請</w:t>
-      </w:r>
-      <w:r>
-        <w:rPr>
-          <w:rFonts w:ascii="Times New Roman" w:hint="eastAsia"/>
-          <w:sz w:val="26"/>
-          <w:szCs w:val="26"/>
-          <w:lang w:eastAsia="zh-HK"/>
-        </w:rPr>
-        <w:t>各單位於</w:t>
-      </w:r>
-      <w:r>
-        <w:rPr>
-          <w:rFonts w:ascii="Times New Roman" w:hint="eastAsia"/>
-          <w:sz w:val="26"/>
-          <w:szCs w:val="26"/>
-        </w:rPr>
-        <w:t>6/16</w:t>
-      </w:r>
-      <w:r>
-        <w:rPr>
-          <w:rFonts w:ascii="Times New Roman" w:hint="eastAsia"/>
-          <w:sz w:val="26"/>
-          <w:szCs w:val="26"/>
-          <w:lang w:eastAsia="zh-HK"/>
-        </w:rPr>
-        <w:t>業務應用會議提出相關訓練</w:t>
-      </w:r>
-      <w:r>
-        <w:rPr>
-          <w:rFonts w:ascii="Times New Roman" w:hint="eastAsia"/>
-          <w:sz w:val="26"/>
-          <w:szCs w:val="26"/>
-        </w:rPr>
-        <w:t>QA</w:t>
-      </w:r>
-      <w:r>
-        <w:rPr>
-          <w:rFonts w:ascii="Times New Roman" w:hint="eastAsia"/>
-          <w:sz w:val="26"/>
-          <w:szCs w:val="26"/>
-        </w:rPr>
-        <w:t>，</w:t>
-      </w:r>
-      <w:r>
-        <w:rPr>
-          <w:rFonts w:ascii="Times New Roman" w:hint="eastAsia"/>
-          <w:sz w:val="26"/>
-          <w:szCs w:val="26"/>
-          <w:lang w:eastAsia="zh-HK"/>
-        </w:rPr>
-        <w:t>。</w:t>
-      </w:r>
-    </w:p>
-    <w:bookmarkEnd w:id="0"/>
-    <w:p>
-      <w:pPr>
-        <w:numPr>
-          <w:ilvl w:val="1"/>
-          <w:numId w:val="37"/>
-        </w:numPr>
-        <w:adjustRightInd w:val="0"/>
-        <w:snapToGrid w:val="0"/>
-        <w:spacing w:line="500" w:lineRule="atLeast"/>
+        <w:ind w:firstLine="480"/>
         <w:jc w:val="both"/>
         <w:rPr>
           <w:rFonts w:ascii="Times New Roman"/>
@@ -1117,100 +1050,45 @@
       </w:pPr>
       <w:r>
         <w:rPr>
-          <w:rFonts w:ascii="Times New Roman" w:hint="eastAsia"/>
-          <w:sz w:val="26"/>
-          <w:szCs w:val="26"/>
-          <w:lang w:eastAsia="zh-HK"/>
-        </w:rPr>
-        <w:t>預計</w:t>
-      </w:r>
-      <w:r>
-        <w:rPr>
-          <w:rFonts w:ascii="Times New Roman" w:hint="eastAsia"/>
-          <w:sz w:val="26"/>
-          <w:szCs w:val="26"/>
-        </w:rPr>
-        <w:t>7</w:t>
-      </w:r>
-      <w:r>
-        <w:rPr>
-          <w:rFonts w:ascii="Times New Roman" w:hint="eastAsia"/>
-          <w:sz w:val="26"/>
-          <w:szCs w:val="26"/>
-          <w:lang w:eastAsia="zh-HK"/>
-        </w:rPr>
-        <w:t>月開始</w:t>
-      </w:r>
-      <w:r>
-        <w:rPr>
-          <w:rFonts w:ascii="Times New Roman" w:hint="eastAsia"/>
-          <w:sz w:val="26"/>
-          <w:szCs w:val="26"/>
-          <w:lang w:eastAsia="zh-HK"/>
-        </w:rPr>
-        <w:t>營業單位針對資料需求問題由各業管單位協助處理，取代原需求單流程</w:t>
-      </w:r>
-      <w:r>
-        <w:rPr>
-          <w:rFonts w:ascii="Times New Roman" w:hint="eastAsia"/>
-          <w:sz w:val="26"/>
-          <w:szCs w:val="26"/>
-          <w:lang w:eastAsia="zh-HK"/>
-        </w:rPr>
-        <w:t>。</w:t>
-      </w:r>
-    </w:p>
-    <w:p>
-      <w:pPr>
-        <w:adjustRightInd w:val="0"/>
-        <w:snapToGrid w:val="0"/>
-        <w:spacing w:line="500" w:lineRule="atLeast"/>
-        <w:jc w:val="both"/>
-        <w:rPr>
           <w:rFonts w:ascii="Times New Roman"/>
           <w:sz w:val="28"/>
           <w:szCs w:val="28"/>
         </w:rPr>
-      </w:pPr>
-    </w:p>
-    <w:p>
-      <w:pPr>
-        <w:adjustRightInd w:val="0"/>
-        <w:snapToGrid w:val="0"/>
-        <w:spacing w:line="500" w:lineRule="atLeast"/>
-        <w:ind w:firstLine="480"/>
-        <w:jc w:val="both"/>
+        <w:t>散會</w:t>
+      </w:r>
+      <w:r>
+        <w:rPr>
+          <w:rFonts w:ascii="Times New Roman"/>
+          <w:sz w:val="28"/>
+          <w:szCs w:val="28"/>
+        </w:rPr>
+        <w:t>：</w:t>
+      </w:r>
+      <w:r>
+        <w:rPr>
+          <w:rFonts w:ascii="Times New Roman"/>
+          <w:sz w:val="28"/>
+          <w:szCs w:val="28"/>
+        </w:rPr>
+        <w:t>下</w:t>
+      </w:r>
+      <w:r>
         <w:rPr>
           <w:rFonts w:ascii="Times New Roman"/>
           <w:color w:val="000000"/>
           <w:sz w:val="28"/>
           <w:szCs w:val="28"/>
-          <w:lang w:eastAsia="zh-HK"/>
-        </w:rPr>
-      </w:pPr>
-      <w:r>
-        <w:rPr>
-          <w:rFonts w:ascii="Times New Roman"/>
+        </w:rPr>
+        <w:t>午</w:t>
+      </w:r>
+      <w:r>
+        <w:rPr>
+          <w:rFonts w:ascii="Times New Roman" w:hint="eastAsia"/>
+          <w:color w:val="000000"/>
           <w:sz w:val="28"/>
           <w:szCs w:val="28"/>
         </w:rPr>
-        <w:t>散會</w:t>
-      </w:r>
-      <w:r>
-        <w:rPr>
-          <w:rFonts w:ascii="Times New Roman"/>
-          <w:sz w:val="28"/>
-          <w:szCs w:val="28"/>
-        </w:rPr>
-        <w:t>：</w:t>
-      </w:r>
-      <w:r>
-        <w:rPr>
-          <w:rFonts w:ascii="Times New Roman"/>
-          <w:sz w:val="28"/>
-          <w:szCs w:val="28"/>
-        </w:rPr>
-        <w:t>下</w:t>
+        <w:t>1</w:t>
       </w:r>
       <w:r>
         <w:rPr>
@@ -1219,7 +1097,7 @@
           <w:sz w:val="28"/>
           <w:szCs w:val="28"/>
         </w:rPr>
-        <w:t>午</w:t>
+        <w:t>5</w:t>
       </w:r>
       <w:r>
         <w:rPr>
@@ -1228,7 +1106,16 @@
           <w:sz w:val="28"/>
           <w:szCs w:val="28"/>
         </w:rPr>
-        <w:t>1</w:t>
+        <w:t>時</w:t>
+      </w:r>
+      <w:r>
+        <w:rPr>
+          <w:rFonts w:ascii="Times New Roman"/>
+          <w:color w:val="000000"/>
+          <w:sz w:val="28"/>
+          <w:szCs w:val="28"/>
+        </w:rPr>
+        <w:t>3</w:t>
       </w:r>
       <w:r>
         <w:rPr>
@@ -1237,25 +1124,7 @@
           <w:sz w:val="28"/>
           <w:szCs w:val="28"/>
         </w:rPr>
-        <w:t>7</w:t>
-      </w:r>
-      <w:r>
-        <w:rPr>
-          <w:rFonts w:ascii="Times New Roman"/>
-          <w:color w:val="000000"/>
-          <w:sz w:val="28"/>
-          <w:szCs w:val="28"/>
-        </w:rPr>
-        <w:t>時</w:t>
-      </w:r>
-      <w:r>
-        <w:rPr>
-          <w:rFonts w:ascii="Times New Roman" w:hint="eastAsia"/>
-          <w:color w:val="000000"/>
-          <w:sz w:val="28"/>
-          <w:szCs w:val="28"/>
-        </w:rPr>
-        <w:t>00</w:t>
+        <w:t>0</w:t>
       </w:r>
       <w:r>
         <w:rPr>
@@ -1282,7 +1151,7 @@
 </file>
 
 <file path=word/endnotes.xml><?xml version="1.0" encoding="utf-8"?>
-<w:endnotes xmlns:wpc="http://schemas.microsoft.com/office/word/2010/wordprocessingCanvas" xmlns:cx="http://schemas.microsoft.com/office/drawing/2014/chartex" xmlns:cx1="http://schemas.microsoft.com/office/drawing/2015/9/8/chartex" xmlns:cx2="http://schemas.microsoft.com/office/drawing/2015/10/21/chartex" xmlns:cx3="http://schemas.microsoft.com/office/drawing/2016/5/9/chartex" xmlns:cx4="http://schemas.microsoft.com/office/drawing/2016/5/10/chartex" xmlns:cx5="http://schemas.microsoft.com/office/drawing/2016/5/11/chartex" xmlns:cx6="http://schemas.microsoft.com/office/drawing/2016/5/12/chartex" xmlns:cx7="http://schemas.microsoft.com/office/drawing/2016/5/13/chartex" xmlns:cx8="http://schemas.microsoft.com/office/drawing/2016/5/14/chartex" xmlns:mc="http://schemas.openxmlformats.org/markup-compatibility/2006" xmlns:aink="http://schemas.microsoft.com/office/drawing/2016/ink" xmlns:am3d="http://schemas.microsoft.com/office/drawing/2017/model3d" xmlns:o="urn:schemas-microsoft-com:office:office" xmlns:oel="http://schemas.microsoft.com/office/2019/extlst" xmlns:r="http://schemas.openxmlformats.org/officeDocument/2006/relationships" xmlns:m="http://schemas.openxmlformats.org/officeDocument/2006/math" xmlns:v="urn:schemas-microsoft-com:vml" xmlns:wp14="http://schemas.microsoft.com/office/word/2010/wordprocessingDrawing" xmlns:wp="http://schemas.openxmlformats.org/drawingml/2006/wordprocessingDrawing" xmlns:w10="urn:schemas-microsoft-com:office:word" xmlns:w="http://schemas.openxmlformats.org/wordprocessingml/2006/main" xmlns:w14="http://schemas.microsoft.com/office/word/2010/wordml" xmlns:w15="http://schemas.microsoft.com/office/word/2012/wordml" xmlns:w16cex="http://schemas.microsoft.com/office/word/2018/wordml/cex" xmlns:w16cid="http://schemas.microsoft.com/office/word/2016/wordml/cid" xmlns:w16="http://schemas.microsoft.com/office/word/2018/wordml" xmlns:w16sdtdh="http://schemas.microsoft.com/office/word/2020/wordml/sdtdatahash" xmlns:w16se="http://schemas.microsoft.com/office/word/2015/wordml/symex" xmlns:wpg="http://schemas.microsoft.com/office/word/2010/wordprocessingGroup" xmlns:wpi="http://schemas.microsoft.com/office/word/2010/wordprocessingInk" xmlns:wne="http://schemas.microsoft.com/office/word/2006/wordml" xmlns:wps="http://schemas.microsoft.com/office/word/2010/wordprocessingShape" mc:Ignorable="w14 w15 w16se w16cid w16 w16cex w16sdtdh wp14">
+<w:endnotes xmlns:wpc="http://schemas.microsoft.com/office/word/2010/wordprocessingCanvas" xmlns:cx="http://schemas.microsoft.com/office/drawing/2014/chartex" xmlns:cx1="http://schemas.microsoft.com/office/drawing/2015/9/8/chartex" xmlns:cx2="http://schemas.microsoft.com/office/drawing/2015/10/21/chartex" xmlns:cx3="http://schemas.microsoft.com/office/drawing/2016/5/9/chartex" xmlns:cx4="http://schemas.microsoft.com/office/drawing/2016/5/10/chartex" xmlns:cx5="http://schemas.microsoft.com/office/drawing/2016/5/11/chartex" xmlns:cx6="http://schemas.microsoft.com/office/drawing/2016/5/12/chartex" xmlns:cx7="http://schemas.microsoft.com/office/drawing/2016/5/13/chartex" xmlns:cx8="http://schemas.microsoft.com/office/drawing/2016/5/14/chartex" xmlns:mc="http://schemas.openxmlformats.org/markup-compatibility/2006" xmlns:aink="http://schemas.microsoft.com/office/drawing/2016/ink" xmlns:am3d="http://schemas.microsoft.com/office/drawing/2017/model3d" xmlns:o="urn:schemas-microsoft-com:office:office" xmlns:oel="http://schemas.microsoft.com/office/2019/extlst" xmlns:r="http://schemas.openxmlformats.org/officeDocument/2006/relationships" xmlns:m="http://schemas.openxmlformats.org/officeDocument/2006/math" xmlns:v="urn:schemas-microsoft-com:vml" xmlns:wp14="http://schemas.microsoft.com/office/word/2010/wordprocessingDrawing" xmlns:wp="http://schemas.openxmlformats.org/drawingml/2006/wordprocessingDrawing" xmlns:w10="urn:schemas-microsoft-com:office:word" xmlns:w="http://schemas.openxmlformats.org/wordprocessingml/2006/main" xmlns:w14="http://schemas.microsoft.com/office/word/2010/wordml" xmlns:w15="http://schemas.microsoft.com/office/word/2012/wordml" xmlns:w16cex="http://schemas.microsoft.com/office/word/2018/wordml/cex" xmlns:w16cid="http://schemas.microsoft.com/office/word/2016/wordml/cid" xmlns:w16="http://schemas.microsoft.com/office/word/2018/wordml" xmlns:w16du="http://schemas.microsoft.com/office/word/2023/wordml/word16du" xmlns:w16sdtdh="http://schemas.microsoft.com/office/word/2020/wordml/sdtdatahash" xmlns:w16sdtfl="http://schemas.microsoft.com/office/word/2024/wordml/sdtformatlock" xmlns:w16se="http://schemas.microsoft.com/office/word/2015/wordml/symex" xmlns:wpg="http://schemas.microsoft.com/office/word/2010/wordprocessingGroup" xmlns:wpi="http://schemas.microsoft.com/office/word/2010/wordprocessingInk" xmlns:wne="http://schemas.microsoft.com/office/word/2006/wordml" xmlns:wps="http://schemas.microsoft.com/office/word/2010/wordprocessingShape" mc:Ignorable="w14 w15 w16se w16cid w16 w16cex w16sdtdh w16sdtfl w16du wp14">
   <w:endnote w:type="separator" w:id="-1">
     <w:p>
       <w:r>
@@ -1301,7 +1170,7 @@
 </file>
 
 <file path=word/footer1.xml><?xml version="1.0" encoding="utf-8"?>
-<w:ftr xmlns:wpc="http://schemas.microsoft.com/office/word/2010/wordprocessingCanvas" xmlns:cx="http://schemas.microsoft.com/office/drawing/2014/chartex" xmlns:cx1="http://schemas.microsoft.com/office/drawing/2015/9/8/chartex" xmlns:cx2="http://schemas.microsoft.com/office/drawing/2015/10/21/chartex" xmlns:cx3="http://schemas.microsoft.com/office/drawing/2016/5/9/chartex" xmlns:cx4="http://schemas.microsoft.com/office/drawing/2016/5/10/chartex" xmlns:cx5="http://schemas.microsoft.com/office/drawing/2016/5/11/chartex" xmlns:cx6="http://schemas.microsoft.com/office/drawing/2016/5/12/chartex" xmlns:cx7="http://schemas.microsoft.com/office/drawing/2016/5/13/chartex" xmlns:cx8="http://schemas.microsoft.com/office/drawing/2016/5/14/chartex" xmlns:mc="http://schemas.openxmlformats.org/markup-compatibility/2006" xmlns:aink="http://schemas.microsoft.com/office/drawing/2016/ink" xmlns:am3d="http://schemas.microsoft.com/office/drawing/2017/model3d" xmlns:o="urn:schemas-microsoft-com:office:office" xmlns:oel="http://schemas.microsoft.com/office/2019/extlst" xmlns:r="http://schemas.openxmlformats.org/officeDocument/2006/relationships" xmlns:m="http://schemas.openxmlformats.org/officeDocument/2006/math" xmlns:v="urn:schemas-microsoft-com:vml" xmlns:wp14="http://schemas.microsoft.com/office/word/2010/wordprocessingDrawing" xmlns:wp="http://schemas.openxmlformats.org/drawingml/2006/wordprocessingDrawing" xmlns:w10="urn:schemas-microsoft-com:office:word" xmlns:w="http://schemas.openxmlformats.org/wordprocessingml/2006/main" xmlns:w14="http://schemas.microsoft.com/office/word/2010/wordml" xmlns:w15="http://schemas.microsoft.com/office/word/2012/wordml" xmlns:w16cex="http://schemas.microsoft.com/office/word/2018/wordml/cex" xmlns:w16cid="http://schemas.microsoft.com/office/word/2016/wordml/cid" xmlns:w16="http://schemas.microsoft.com/office/word/2018/wordml" xmlns:w16sdtdh="http://schemas.microsoft.com/office/word/2020/wordml/sdtdatahash" xmlns:w16se="http://schemas.microsoft.com/office/word/2015/wordml/symex" xmlns:wpg="http://schemas.microsoft.com/office/word/2010/wordprocessingGroup" xmlns:wpi="http://schemas.microsoft.com/office/word/2010/wordprocessingInk" xmlns:wne="http://schemas.microsoft.com/office/word/2006/wordml" xmlns:wps="http://schemas.microsoft.com/office/word/2010/wordprocessingShape" mc:Ignorable="w14 w15 w16se w16cid w16 w16cex w16sdtdh wp14">
+<w:ftr xmlns:wpc="http://schemas.microsoft.com/office/word/2010/wordprocessingCanvas" xmlns:cx="http://schemas.microsoft.com/office/drawing/2014/chartex" xmlns:cx1="http://schemas.microsoft.com/office/drawing/2015/9/8/chartex" xmlns:cx2="http://schemas.microsoft.com/office/drawing/2015/10/21/chartex" xmlns:cx3="http://schemas.microsoft.com/office/drawing/2016/5/9/chartex" xmlns:cx4="http://schemas.microsoft.com/office/drawing/2016/5/10/chartex" xmlns:cx5="http://schemas.microsoft.com/office/drawing/2016/5/11/chartex" xmlns:cx6="http://schemas.microsoft.com/office/drawing/2016/5/12/chartex" xmlns:cx7="http://schemas.microsoft.com/office/drawing/2016/5/13/chartex" xmlns:cx8="http://schemas.microsoft.com/office/drawing/2016/5/14/chartex" xmlns:mc="http://schemas.openxmlformats.org/markup-compatibility/2006" xmlns:aink="http://schemas.microsoft.com/office/drawing/2016/ink" xmlns:am3d="http://schemas.microsoft.com/office/drawing/2017/model3d" xmlns:o="urn:schemas-microsoft-com:office:office" xmlns:oel="http://schemas.microsoft.com/office/2019/extlst" xmlns:r="http://schemas.openxmlformats.org/officeDocument/2006/relationships" xmlns:m="http://schemas.openxmlformats.org/officeDocument/2006/math" xmlns:v="urn:schemas-microsoft-com:vml" xmlns:wp14="http://schemas.microsoft.com/office/word/2010/wordprocessingDrawing" xmlns:wp="http://schemas.openxmlformats.org/drawingml/2006/wordprocessingDrawing" xmlns:w10="urn:schemas-microsoft-com:office:word" xmlns:w="http://schemas.openxmlformats.org/wordprocessingml/2006/main" xmlns:w14="http://schemas.microsoft.com/office/word/2010/wordml" xmlns:w15="http://schemas.microsoft.com/office/word/2012/wordml" xmlns:w16cex="http://schemas.microsoft.com/office/word/2018/wordml/cex" xmlns:w16cid="http://schemas.microsoft.com/office/word/2016/wordml/cid" xmlns:w16="http://schemas.microsoft.com/office/word/2018/wordml" xmlns:w16du="http://schemas.microsoft.com/office/word/2023/wordml/word16du" xmlns:w16sdtdh="http://schemas.microsoft.com/office/word/2020/wordml/sdtdatahash" xmlns:w16sdtfl="http://schemas.microsoft.com/office/word/2024/wordml/sdtformatlock" xmlns:w16se="http://schemas.microsoft.com/office/word/2015/wordml/symex" xmlns:wpg="http://schemas.microsoft.com/office/word/2010/wordprocessingGroup" xmlns:wpi="http://schemas.microsoft.com/office/word/2010/wordprocessingInk" xmlns:wne="http://schemas.microsoft.com/office/word/2006/wordml" xmlns:wps="http://schemas.microsoft.com/office/word/2010/wordprocessingShape" mc:Ignorable="w14 w15 w16se w16cid w16 w16cex w16sdtdh w16sdtfl w16du wp14">
   <w:p>
     <w:pPr>
       <w:pStyle w:val="a5"/>
@@ -1351,7 +1220,7 @@
 </file>
 
 <file path=word/footer2.xml><?xml version="1.0" encoding="utf-8"?>
-<w:ftr xmlns:wpc="http://schemas.microsoft.com/office/word/2010/wordprocessingCanvas" xmlns:cx="http://schemas.microsoft.com/office/drawing/2014/chartex" xmlns:cx1="http://schemas.microsoft.com/office/drawing/2015/9/8/chartex" xmlns:cx2="http://schemas.microsoft.com/office/drawing/2015/10/21/chartex" xmlns:cx3="http://schemas.microsoft.com/office/drawing/2016/5/9/chartex" xmlns:cx4="http://schemas.microsoft.com/office/drawing/2016/5/10/chartex" xmlns:cx5="http://schemas.microsoft.com/office/drawing/2016/5/11/chartex" xmlns:cx6="http://schemas.microsoft.com/office/drawing/2016/5/12/chartex" xmlns:cx7="http://schemas.microsoft.com/office/drawing/2016/5/13/chartex" xmlns:cx8="http://schemas.microsoft.com/office/drawing/2016/5/14/chartex" xmlns:mc="http://schemas.openxmlformats.org/markup-compatibility/2006" xmlns:aink="http://schemas.microsoft.com/office/drawing/2016/ink" xmlns:am3d="http://schemas.microsoft.com/office/drawing/2017/model3d" xmlns:o="urn:schemas-microsoft-com:office:office" xmlns:oel="http://schemas.microsoft.com/office/2019/extlst" xmlns:r="http://schemas.openxmlformats.org/officeDocument/2006/relationships" xmlns:m="http://schemas.openxmlformats.org/officeDocument/2006/math" xmlns:v="urn:schemas-microsoft-com:vml" xmlns:wp14="http://schemas.microsoft.com/office/word/2010/wordprocessingDrawing" xmlns:wp="http://schemas.openxmlformats.org/drawingml/2006/wordprocessingDrawing" xmlns:w10="urn:schemas-microsoft-com:office:word" xmlns:w="http://schemas.openxmlformats.org/wordprocessingml/2006/main" xmlns:w14="http://schemas.microsoft.com/office/word/2010/wordml" xmlns:w15="http://schemas.microsoft.com/office/word/2012/wordml" xmlns:w16cex="http://schemas.microsoft.com/office/word/2018/wordml/cex" xmlns:w16cid="http://schemas.microsoft.com/office/word/2016/wordml/cid" xmlns:w16="http://schemas.microsoft.com/office/word/2018/wordml" xmlns:w16sdtdh="http://schemas.microsoft.com/office/word/2020/wordml/sdtdatahash" xmlns:w16se="http://schemas.microsoft.com/office/word/2015/wordml/symex" xmlns:wpg="http://schemas.microsoft.com/office/word/2010/wordprocessingGroup" xmlns:wpi="http://schemas.microsoft.com/office/word/2010/wordprocessingInk" xmlns:wne="http://schemas.microsoft.com/office/word/2006/wordml" xmlns:wps="http://schemas.microsoft.com/office/word/2010/wordprocessingShape" mc:Ignorable="w14 w15 w16se w16cid w16 w16cex w16sdtdh wp14">
+<w:ftr xmlns:wpc="http://schemas.microsoft.com/office/word/2010/wordprocessingCanvas" xmlns:cx="http://schemas.microsoft.com/office/drawing/2014/chartex" xmlns:cx1="http://schemas.microsoft.com/office/drawing/2015/9/8/chartex" xmlns:cx2="http://schemas.microsoft.com/office/drawing/2015/10/21/chartex" xmlns:cx3="http://schemas.microsoft.com/office/drawing/2016/5/9/chartex" xmlns:cx4="http://schemas.microsoft.com/office/drawing/2016/5/10/chartex" xmlns:cx5="http://schemas.microsoft.com/office/drawing/2016/5/11/chartex" xmlns:cx6="http://schemas.microsoft.com/office/drawing/2016/5/12/chartex" xmlns:cx7="http://schemas.microsoft.com/office/drawing/2016/5/13/chartex" xmlns:cx8="http://schemas.microsoft.com/office/drawing/2016/5/14/chartex" xmlns:mc="http://schemas.openxmlformats.org/markup-compatibility/2006" xmlns:aink="http://schemas.microsoft.com/office/drawing/2016/ink" xmlns:am3d="http://schemas.microsoft.com/office/drawing/2017/model3d" xmlns:o="urn:schemas-microsoft-com:office:office" xmlns:oel="http://schemas.microsoft.com/office/2019/extlst" xmlns:r="http://schemas.openxmlformats.org/officeDocument/2006/relationships" xmlns:m="http://schemas.openxmlformats.org/officeDocument/2006/math" xmlns:v="urn:schemas-microsoft-com:vml" xmlns:wp14="http://schemas.microsoft.com/office/word/2010/wordprocessingDrawing" xmlns:wp="http://schemas.openxmlformats.org/drawingml/2006/wordprocessingDrawing" xmlns:w10="urn:schemas-microsoft-com:office:word" xmlns:w="http://schemas.openxmlformats.org/wordprocessingml/2006/main" xmlns:w14="http://schemas.microsoft.com/office/word/2010/wordml" xmlns:w15="http://schemas.microsoft.com/office/word/2012/wordml" xmlns:w16cex="http://schemas.microsoft.com/office/word/2018/wordml/cex" xmlns:w16cid="http://schemas.microsoft.com/office/word/2016/wordml/cid" xmlns:w16="http://schemas.microsoft.com/office/word/2018/wordml" xmlns:w16du="http://schemas.microsoft.com/office/word/2023/wordml/word16du" xmlns:w16sdtdh="http://schemas.microsoft.com/office/word/2020/wordml/sdtdatahash" xmlns:w16sdtfl="http://schemas.microsoft.com/office/word/2024/wordml/sdtformatlock" xmlns:w16se="http://schemas.microsoft.com/office/word/2015/wordml/symex" xmlns:wpg="http://schemas.microsoft.com/office/word/2010/wordprocessingGroup" xmlns:wpi="http://schemas.microsoft.com/office/word/2010/wordprocessingInk" xmlns:wne="http://schemas.microsoft.com/office/word/2006/wordml" xmlns:wps="http://schemas.microsoft.com/office/word/2010/wordprocessingShape" mc:Ignorable="w14 w15 w16se w16cid w16 w16cex w16sdtdh w16sdtfl w16du wp14">
   <w:p>
     <w:pPr>
       <w:pStyle w:val="a5"/>
@@ -1464,7 +1333,7 @@
 </file>
 
 <file path=word/footnotes.xml><?xml version="1.0" encoding="utf-8"?>
-<w:footnotes xmlns:wpc="http://schemas.microsoft.com/office/word/2010/wordprocessingCanvas" xmlns:cx="http://schemas.microsoft.com/office/drawing/2014/chartex" xmlns:cx1="http://schemas.microsoft.com/office/drawing/2015/9/8/chartex" xmlns:cx2="http://schemas.microsoft.com/office/drawing/2015/10/21/chartex" xmlns:cx3="http://schemas.microsoft.com/office/drawing/2016/5/9/chartex" xmlns:cx4="http://schemas.microsoft.com/office/drawing/2016/5/10/chartex" xmlns:cx5="http://schemas.microsoft.com/office/drawing/2016/5/11/chartex" xmlns:cx6="http://schemas.microsoft.com/office/drawing/2016/5/12/chartex" xmlns:cx7="http://schemas.microsoft.com/office/drawing/2016/5/13/chartex" xmlns:cx8="http://schemas.microsoft.com/office/drawing/2016/5/14/chartex" xmlns:mc="http://schemas.openxmlformats.org/markup-compatibility/2006" xmlns:aink="http://schemas.microsoft.com/office/drawing/2016/ink" xmlns:am3d="http://schemas.microsoft.com/office/drawing/2017/model3d" xmlns:o="urn:schemas-microsoft-com:office:office" xmlns:oel="http://schemas.microsoft.com/office/2019/extlst" xmlns:r="http://schemas.openxmlformats.org/officeDocument/2006/relationships" xmlns:m="http://schemas.openxmlformats.org/officeDocument/2006/math" xmlns:v="urn:schemas-microsoft-com:vml" xmlns:wp14="http://schemas.microsoft.com/office/word/2010/wordprocessingDrawing" xmlns:wp="http://schemas.openxmlformats.org/drawingml/2006/wordprocessingDrawing" xmlns:w10="urn:schemas-microsoft-com:office:word" xmlns:w="http://schemas.openxmlformats.org/wordprocessingml/2006/main" xmlns:w14="http://schemas.microsoft.com/office/word/2010/wordml" xmlns:w15="http://schemas.microsoft.com/office/word/2012/wordml" xmlns:w16cex="http://schemas.microsoft.com/office/word/2018/wordml/cex" xmlns:w16cid="http://schemas.microsoft.com/office/word/2016/wordml/cid" xmlns:w16="http://schemas.microsoft.com/office/word/2018/wordml" xmlns:w16sdtdh="http://schemas.microsoft.com/office/word/2020/wordml/sdtdatahash" xmlns:w16se="http://schemas.microsoft.com/office/word/2015/wordml/symex" xmlns:wpg="http://schemas.microsoft.com/office/word/2010/wordprocessingGroup" xmlns:wpi="http://schemas.microsoft.com/office/word/2010/wordprocessingInk" xmlns:wne="http://schemas.microsoft.com/office/word/2006/wordml" xmlns:wps="http://schemas.microsoft.com/office/word/2010/wordprocessingShape" mc:Ignorable="w14 w15 w16se w16cid w16 w16cex w16sdtdh wp14">
+<w:footnotes xmlns:wpc="http://schemas.microsoft.com/office/word/2010/wordprocessingCanvas" xmlns:cx="http://schemas.microsoft.com/office/drawing/2014/chartex" xmlns:cx1="http://schemas.microsoft.com/office/drawing/2015/9/8/chartex" xmlns:cx2="http://schemas.microsoft.com/office/drawing/2015/10/21/chartex" xmlns:cx3="http://schemas.microsoft.com/office/drawing/2016/5/9/chartex" xmlns:cx4="http://schemas.microsoft.com/office/drawing/2016/5/10/chartex" xmlns:cx5="http://schemas.microsoft.com/office/drawing/2016/5/11/chartex" xmlns:cx6="http://schemas.microsoft.com/office/drawing/2016/5/12/chartex" xmlns:cx7="http://schemas.microsoft.com/office/drawing/2016/5/13/chartex" xmlns:cx8="http://schemas.microsoft.com/office/drawing/2016/5/14/chartex" xmlns:mc="http://schemas.openxmlformats.org/markup-compatibility/2006" xmlns:aink="http://schemas.microsoft.com/office/drawing/2016/ink" xmlns:am3d="http://schemas.microsoft.com/office/drawing/2017/model3d" xmlns:o="urn:schemas-microsoft-com:office:office" xmlns:oel="http://schemas.microsoft.com/office/2019/extlst" xmlns:r="http://schemas.openxmlformats.org/officeDocument/2006/relationships" xmlns:m="http://schemas.openxmlformats.org/officeDocument/2006/math" xmlns:v="urn:schemas-microsoft-com:vml" xmlns:wp14="http://schemas.microsoft.com/office/word/2010/wordprocessingDrawing" xmlns:wp="http://schemas.openxmlformats.org/drawingml/2006/wordprocessingDrawing" xmlns:w10="urn:schemas-microsoft-com:office:word" xmlns:w="http://schemas.openxmlformats.org/wordprocessingml/2006/main" xmlns:w14="http://schemas.microsoft.com/office/word/2010/wordml" xmlns:w15="http://schemas.microsoft.com/office/word/2012/wordml" xmlns:w16cex="http://schemas.microsoft.com/office/word/2018/wordml/cex" xmlns:w16cid="http://schemas.microsoft.com/office/word/2016/wordml/cid" xmlns:w16="http://schemas.microsoft.com/office/word/2018/wordml" xmlns:w16du="http://schemas.microsoft.com/office/word/2023/wordml/word16du" xmlns:w16sdtdh="http://schemas.microsoft.com/office/word/2020/wordml/sdtdatahash" xmlns:w16sdtfl="http://schemas.microsoft.com/office/word/2024/wordml/sdtformatlock" xmlns:w16se="http://schemas.microsoft.com/office/word/2015/wordml/symex" xmlns:wpg="http://schemas.microsoft.com/office/word/2010/wordprocessingGroup" xmlns:wpi="http://schemas.microsoft.com/office/word/2010/wordprocessingInk" xmlns:wne="http://schemas.microsoft.com/office/word/2006/wordml" xmlns:wps="http://schemas.microsoft.com/office/word/2010/wordprocessingShape" mc:Ignorable="w14 w15 w16se w16cid w16 w16cex w16sdtdh w16sdtfl w16du wp14">
   <w:footnote w:type="separator" w:id="-1">
     <w:p>
       <w:r>
@@ -1483,7 +1352,7 @@
 </file>
 
 <file path=word/numbering.xml><?xml version="1.0" encoding="utf-8"?>
-<w:numbering xmlns:wpc="http://schemas.microsoft.com/office/word/2010/wordprocessingCanvas" xmlns:cx="http://schemas.microsoft.com/office/drawing/2014/chartex" xmlns:cx1="http://schemas.microsoft.com/office/drawing/2015/9/8/chartex" xmlns:cx2="http://schemas.microsoft.com/office/drawing/2015/10/21/chartex" xmlns:cx3="http://schemas.microsoft.com/office/drawing/2016/5/9/chartex" xmlns:cx4="http://schemas.microsoft.com/office/drawing/2016/5/10/chartex" xmlns:cx5="http://schemas.microsoft.com/office/drawing/2016/5/11/chartex" xmlns:cx6="http://schemas.microsoft.com/office/drawing/2016/5/12/chartex" xmlns:cx7="http://schemas.microsoft.com/office/drawing/2016/5/13/chartex" xmlns:cx8="http://schemas.microsoft.com/office/drawing/2016/5/14/chartex" xmlns:mc="http://schemas.openxmlformats.org/markup-compatibility/2006" xmlns:aink="http://schemas.microsoft.com/office/drawing/2016/ink" xmlns:am3d="http://schemas.microsoft.com/office/drawing/2017/model3d" xmlns:o="urn:schemas-microsoft-com:office:office" xmlns:oel="http://schemas.microsoft.com/office/2019/extlst" xmlns:r="http://schemas.openxmlformats.org/officeDocument/2006/relationships" xmlns:m="http://schemas.openxmlformats.org/officeDocument/2006/math" xmlns:v="urn:schemas-microsoft-com:vml" xmlns:wp14="http://schemas.microsoft.com/office/word/2010/wordprocessingDrawing" xmlns:wp="http://schemas.openxmlformats.org/drawingml/2006/wordprocessingDrawing" xmlns:w10="urn:schemas-microsoft-com:office:word" xmlns:w="http://schemas.openxmlformats.org/wordprocessingml/2006/main" xmlns:w14="http://schemas.microsoft.com/office/word/2010/wordml" xmlns:w15="http://schemas.microsoft.com/office/word/2012/wordml" xmlns:w16cex="http://schemas.microsoft.com/office/word/2018/wordml/cex" xmlns:w16cid="http://schemas.microsoft.com/office/word/2016/wordml/cid" xmlns:w16="http://schemas.microsoft.com/office/word/2018/wordml" xmlns:w16sdtdh="http://schemas.microsoft.com/office/word/2020/wordml/sdtdatahash" xmlns:w16se="http://schemas.microsoft.com/office/word/2015/wordml/symex" xmlns:wpg="http://schemas.microsoft.com/office/word/2010/wordprocessingGroup" xmlns:wpi="http://schemas.microsoft.com/office/word/2010/wordprocessingInk" xmlns:wne="http://schemas.microsoft.com/office/word/2006/wordml" xmlns:wps="http://schemas.microsoft.com/office/word/2010/wordprocessingShape" mc:Ignorable="w14 w15 w16se w16cid w16 w16cex w16sdtdh wp14">
+<w:numbering xmlns:wpc="http://schemas.microsoft.com/office/word/2010/wordprocessingCanvas" xmlns:cx="http://schemas.microsoft.com/office/drawing/2014/chartex" xmlns:cx1="http://schemas.microsoft.com/office/drawing/2015/9/8/chartex" xmlns:cx2="http://schemas.microsoft.com/office/drawing/2015/10/21/chartex" xmlns:cx3="http://schemas.microsoft.com/office/drawing/2016/5/9/chartex" xmlns:cx4="http://schemas.microsoft.com/office/drawing/2016/5/10/chartex" xmlns:cx5="http://schemas.microsoft.com/office/drawing/2016/5/11/chartex" xmlns:cx6="http://schemas.microsoft.com/office/drawing/2016/5/12/chartex" xmlns:cx7="http://schemas.microsoft.com/office/drawing/2016/5/13/chartex" xmlns:cx8="http://schemas.microsoft.com/office/drawing/2016/5/14/chartex" xmlns:mc="http://schemas.openxmlformats.org/markup-compatibility/2006" xmlns:aink="http://schemas.microsoft.com/office/drawing/2016/ink" xmlns:am3d="http://schemas.microsoft.com/office/drawing/2017/model3d" xmlns:o="urn:schemas-microsoft-com:office:office" xmlns:oel="http://schemas.microsoft.com/office/2019/extlst" xmlns:r="http://schemas.openxmlformats.org/officeDocument/2006/relationships" xmlns:m="http://schemas.openxmlformats.org/officeDocument/2006/math" xmlns:v="urn:schemas-microsoft-com:vml" xmlns:wp14="http://schemas.microsoft.com/office/word/2010/wordprocessingDrawing" xmlns:wp="http://schemas.openxmlformats.org/drawingml/2006/wordprocessingDrawing" xmlns:w10="urn:schemas-microsoft-com:office:word" xmlns:w="http://schemas.openxmlformats.org/wordprocessingml/2006/main" xmlns:w14="http://schemas.microsoft.com/office/word/2010/wordml" xmlns:w15="http://schemas.microsoft.com/office/word/2012/wordml" xmlns:w16cex="http://schemas.microsoft.com/office/word/2018/wordml/cex" xmlns:w16cid="http://schemas.microsoft.com/office/word/2016/wordml/cid" xmlns:w16="http://schemas.microsoft.com/office/word/2018/wordml" xmlns:w16du="http://schemas.microsoft.com/office/word/2023/wordml/word16du" xmlns:w16sdtdh="http://schemas.microsoft.com/office/word/2020/wordml/sdtdatahash" xmlns:w16sdtfl="http://schemas.microsoft.com/office/word/2024/wordml/sdtformatlock" xmlns:w16se="http://schemas.microsoft.com/office/word/2015/wordml/symex" xmlns:wpg="http://schemas.microsoft.com/office/word/2010/wordprocessingGroup" xmlns:wpi="http://schemas.microsoft.com/office/word/2010/wordprocessingInk" xmlns:wne="http://schemas.microsoft.com/office/word/2006/wordml" xmlns:wps="http://schemas.microsoft.com/office/word/2010/wordprocessingShape" mc:Ignorable="w14 w15 w16se w16cid w16 w16cex w16sdtdh w16sdtfl w16du wp14">
   <w:numPicBullet w:numPicBulletId="0">
     <w:pict>
       <v:shapetype id="_x0000_t75" coordsize="21600,21600" o:spt="75" o:preferrelative="t" path="m@4@5l@4@11@9@11@9@5xe" filled="f" stroked="f">
@@ -1505,7 +1374,7 @@
         <v:path o:extrusionok="f" gradientshapeok="t" o:connecttype="rect"/>
         <o:lock v:ext="edit" aspectratio="t"/>
       </v:shapetype>
-      <v:shape id="_x0000_i1036" type="#_x0000_t75" style="width:11.25pt;height:11.25pt" o:bullet="t">
+      <v:shape id="_x0000_i1025" type="#_x0000_t75" style="width:11.35pt;height:11.35pt" o:bullet="t">
         <v:imagedata r:id="rId1" o:title="clip_image001"/>
       </v:shape>
     </w:pict>
@@ -6672,7 +6541,7 @@
 </file>
 
 <file path=word/styles.xml><?xml version="1.0" encoding="utf-8"?>
-<w:styles xmlns:mc="http://schemas.openxmlformats.org/markup-compatibility/2006" xmlns:r="http://schemas.openxmlformats.org/officeDocument/2006/relationships" xmlns:w="http://schemas.openxmlformats.org/wordprocessingml/2006/main" xmlns:w14="http://schemas.microsoft.com/office/word/2010/wordml" xmlns:w15="http://schemas.microsoft.com/office/word/2012/wordml" xmlns:w16cex="http://schemas.microsoft.com/office/word/2018/wordml/cex" xmlns:w16cid="http://schemas.microsoft.com/office/word/2016/wordml/cid" xmlns:w16="http://schemas.microsoft.com/office/word/2018/wordml" xmlns:w16sdtdh="http://schemas.microsoft.com/office/word/2020/wordml/sdtdatahash" xmlns:w16se="http://schemas.microsoft.com/office/word/2015/wordml/symex" mc:Ignorable="w14 w15 w16se w16cid w16 w16cex w16sdtdh">
+<w:styles xmlns:mc="http://schemas.openxmlformats.org/markup-compatibility/2006" xmlns:r="http://schemas.openxmlformats.org/officeDocument/2006/relationships" xmlns:w="http://schemas.openxmlformats.org/wordprocessingml/2006/main" xmlns:w14="http://schemas.microsoft.com/office/word/2010/wordml" xmlns:w15="http://schemas.microsoft.com/office/word/2012/wordml" xmlns:w16cex="http://schemas.microsoft.com/office/word/2018/wordml/cex" xmlns:w16cid="http://schemas.microsoft.com/office/word/2016/wordml/cid" xmlns:w16="http://schemas.microsoft.com/office/word/2018/wordml" xmlns:w16du="http://schemas.microsoft.com/office/word/2023/wordml/word16du" xmlns:w16sdtdh="http://schemas.microsoft.com/office/word/2020/wordml/sdtdatahash" xmlns:w16sdtfl="http://schemas.microsoft.com/office/word/2024/wordml/sdtformatlock" xmlns:w16se="http://schemas.microsoft.com/office/word/2015/wordml/symex" mc:Ignorable="w14 w15 w16se w16cid w16 w16cex w16sdtdh w16sdtfl w16du">
   <w:docDefaults>
     <w:rPrDefault>
       <w:rPr>
